--- a/lessons/4-1-flagship/homework.docx
+++ b/lessons/4-1-flagship/homework.docx
@@ -106,7 +106,55 @@
     </w:p>
     <w:p>
       <w:pPr>
-        <w:spacing w:after="60"/>
+        <w:keepNext/>
+        <w:spacing w:after="20" w:before="80"/>
+        <w:jc w:val="center"/>
+      </w:pPr>
+      <w:r>
+        <w:drawing>
+          <wp:inline distT="0" distB="0" distL="0" distR="0">
+            <wp:extent cx="1047750" cy="790575"/>
+            <wp:effectExtent t="0" r="0" b="0" l="0"/>
+            <wp:docPr id="1" name="" descr="" title=""/>
+            <wp:cNvGraphicFramePr>
+              <a:graphicFrameLocks xmlns:a="http://schemas.openxmlformats.org/drawingml/2006/main" noChangeAspect="1"/>
+            </wp:cNvGraphicFramePr>
+            <a:graphic xmlns:a="http://schemas.openxmlformats.org/drawingml/2006/main">
+              <a:graphicData uri="http://schemas.openxmlformats.org/drawingml/2006/picture">
+                <pic:pic xmlns:pic="http://schemas.openxmlformats.org/drawingml/2006/picture">
+                  <pic:nvPicPr>
+                    <pic:cNvPr id="0" name="" descr=""/>
+                    <pic:cNvPicPr>
+                      <a:picLocks noChangeAspect="1" noChangeArrowheads="1"/>
+                    </pic:cNvPicPr>
+                  </pic:nvPicPr>
+                  <pic:blipFill>
+                    <a:blip r:embed="rId7" cstate="none"/>
+                    <a:srcRect/>
+                    <a:stretch>
+                      <a:fillRect/>
+                    </a:stretch>
+                  </pic:blipFill>
+                  <pic:spPr bwMode="auto">
+                    <a:xfrm>
+                      <a:off x="0" y="0"/>
+                      <a:ext cx="1047750" cy="790575"/>
+                    </a:xfrm>
+                    <a:prstGeom prst="rect">
+                      <a:avLst/>
+                    </a:prstGeom>
+                  </pic:spPr>
+                </pic:pic>
+              </a:graphicData>
+            </a:graphic>
+          </wp:inline>
+        </w:drawing>
+      </w:r>
+    </w:p>
+    <w:p>
+      <w:pPr>
+        <w:keepNext/>
+        <w:spacing w:after="120"/>
       </w:pPr>
       <w:r>
         <w:rPr>
@@ -116,12 +164,60 @@
         <w:t xml:space="preserve">Rate (Tasa)</w:t>
       </w:r>
       <w:r>
-        <w:t xml:space="preserve"> — A ratio that compares two quantities with different units</w:t>
-      </w:r>
-    </w:p>
-    <w:p>
-      <w:pPr>
-        <w:spacing w:after="60"/>
+        <w:t xml:space="preserve"> — A ratio comparing two amounts with different units, like miles per hour.</w:t>
+      </w:r>
+    </w:p>
+    <w:p>
+      <w:pPr>
+        <w:keepNext/>
+        <w:spacing w:after="20" w:before="80"/>
+        <w:jc w:val="center"/>
+      </w:pPr>
+      <w:r>
+        <w:drawing>
+          <wp:inline distT="0" distB="0" distL="0" distR="0">
+            <wp:extent cx="1047750" cy="790575"/>
+            <wp:effectExtent t="0" r="0" b="0" l="0"/>
+            <wp:docPr id="1" name="" descr="" title=""/>
+            <wp:cNvGraphicFramePr>
+              <a:graphicFrameLocks xmlns:a="http://schemas.openxmlformats.org/drawingml/2006/main" noChangeAspect="1"/>
+            </wp:cNvGraphicFramePr>
+            <a:graphic xmlns:a="http://schemas.openxmlformats.org/drawingml/2006/main">
+              <a:graphicData uri="http://schemas.openxmlformats.org/drawingml/2006/picture">
+                <pic:pic xmlns:pic="http://schemas.openxmlformats.org/drawingml/2006/picture">
+                  <pic:nvPicPr>
+                    <pic:cNvPr id="0" name="" descr=""/>
+                    <pic:cNvPicPr>
+                      <a:picLocks noChangeAspect="1" noChangeArrowheads="1"/>
+                    </pic:cNvPicPr>
+                  </pic:nvPicPr>
+                  <pic:blipFill>
+                    <a:blip r:embed="rId7" cstate="none"/>
+                    <a:srcRect/>
+                    <a:stretch>
+                      <a:fillRect/>
+                    </a:stretch>
+                  </pic:blipFill>
+                  <pic:spPr bwMode="auto">
+                    <a:xfrm>
+                      <a:off x="0" y="0"/>
+                      <a:ext cx="1047750" cy="790575"/>
+                    </a:xfrm>
+                    <a:prstGeom prst="rect">
+                      <a:avLst/>
+                    </a:prstGeom>
+                  </pic:spPr>
+                </pic:pic>
+              </a:graphicData>
+            </a:graphic>
+          </wp:inline>
+        </w:drawing>
+      </w:r>
+    </w:p>
+    <w:p>
+      <w:pPr>
+        <w:keepNext/>
+        <w:spacing w:after="120"/>
       </w:pPr>
       <w:r>
         <w:rPr>
@@ -131,12 +227,60 @@
         <w:t xml:space="preserve">Unit Rate (Tasa unitaria)</w:t>
       </w:r>
       <w:r>
-        <w:t xml:space="preserve"> — A rate simplified so the second quantity is 1</w:t>
-      </w:r>
-    </w:p>
-    <w:p>
-      <w:pPr>
-        <w:spacing w:after="60"/>
+        <w:t xml:space="preserve"> — A rate for just 1 of something, like cost for 1 item.</w:t>
+      </w:r>
+    </w:p>
+    <w:p>
+      <w:pPr>
+        <w:keepNext/>
+        <w:spacing w:after="20" w:before="80"/>
+        <w:jc w:val="center"/>
+      </w:pPr>
+      <w:r>
+        <w:drawing>
+          <wp:inline distT="0" distB="0" distL="0" distR="0">
+            <wp:extent cx="1047750" cy="790575"/>
+            <wp:effectExtent t="0" r="0" b="0" l="0"/>
+            <wp:docPr id="1" name="" descr="" title=""/>
+            <wp:cNvGraphicFramePr>
+              <a:graphicFrameLocks xmlns:a="http://schemas.openxmlformats.org/drawingml/2006/main" noChangeAspect="1"/>
+            </wp:cNvGraphicFramePr>
+            <a:graphic xmlns:a="http://schemas.openxmlformats.org/drawingml/2006/main">
+              <a:graphicData uri="http://schemas.openxmlformats.org/drawingml/2006/picture">
+                <pic:pic xmlns:pic="http://schemas.openxmlformats.org/drawingml/2006/picture">
+                  <pic:nvPicPr>
+                    <pic:cNvPr id="0" name="" descr=""/>
+                    <pic:cNvPicPr>
+                      <a:picLocks noChangeAspect="1" noChangeArrowheads="1"/>
+                    </pic:cNvPicPr>
+                  </pic:nvPicPr>
+                  <pic:blipFill>
+                    <a:blip r:embed="rId7" cstate="none"/>
+                    <a:srcRect/>
+                    <a:stretch>
+                      <a:fillRect/>
+                    </a:stretch>
+                  </pic:blipFill>
+                  <pic:spPr bwMode="auto">
+                    <a:xfrm>
+                      <a:off x="0" y="0"/>
+                      <a:ext cx="1047750" cy="790575"/>
+                    </a:xfrm>
+                    <a:prstGeom prst="rect">
+                      <a:avLst/>
+                    </a:prstGeom>
+                  </pic:spPr>
+                </pic:pic>
+              </a:graphicData>
+            </a:graphic>
+          </wp:inline>
+        </w:drawing>
+      </w:r>
+    </w:p>
+    <w:p>
+      <w:pPr>
+        <w:keepNext/>
+        <w:spacing w:after="120"/>
       </w:pPr>
       <w:r>
         <w:rPr>
@@ -146,12 +290,60 @@
         <w:t xml:space="preserve">Per (Por)</w:t>
       </w:r>
       <w:r>
-        <w:t xml:space="preserve"> — For each; used to describe a unit rate</w:t>
-      </w:r>
-    </w:p>
-    <w:p>
-      <w:pPr>
-        <w:spacing w:after="60"/>
+        <w:t xml:space="preserve"> — For each one. Example: 5 dollars per book.</w:t>
+      </w:r>
+    </w:p>
+    <w:p>
+      <w:pPr>
+        <w:keepNext/>
+        <w:spacing w:after="20" w:before="80"/>
+        <w:jc w:val="center"/>
+      </w:pPr>
+      <w:r>
+        <w:drawing>
+          <wp:inline distT="0" distB="0" distL="0" distR="0">
+            <wp:extent cx="1047750" cy="790575"/>
+            <wp:effectExtent t="0" r="0" b="0" l="0"/>
+            <wp:docPr id="1" name="" descr="" title=""/>
+            <wp:cNvGraphicFramePr>
+              <a:graphicFrameLocks xmlns:a="http://schemas.openxmlformats.org/drawingml/2006/main" noChangeAspect="1"/>
+            </wp:cNvGraphicFramePr>
+            <a:graphic xmlns:a="http://schemas.openxmlformats.org/drawingml/2006/main">
+              <a:graphicData uri="http://schemas.openxmlformats.org/drawingml/2006/picture">
+                <pic:pic xmlns:pic="http://schemas.openxmlformats.org/drawingml/2006/picture">
+                  <pic:nvPicPr>
+                    <pic:cNvPr id="0" name="" descr=""/>
+                    <pic:cNvPicPr>
+                      <a:picLocks noChangeAspect="1" noChangeArrowheads="1"/>
+                    </pic:cNvPicPr>
+                  </pic:nvPicPr>
+                  <pic:blipFill>
+                    <a:blip r:embed="rId8" cstate="none"/>
+                    <a:srcRect/>
+                    <a:stretch>
+                      <a:fillRect/>
+                    </a:stretch>
+                  </pic:blipFill>
+                  <pic:spPr bwMode="auto">
+                    <a:xfrm>
+                      <a:off x="0" y="0"/>
+                      <a:ext cx="1047750" cy="790575"/>
+                    </a:xfrm>
+                    <a:prstGeom prst="rect">
+                      <a:avLst/>
+                    </a:prstGeom>
+                  </pic:spPr>
+                </pic:pic>
+              </a:graphicData>
+            </a:graphic>
+          </wp:inline>
+        </w:drawing>
+      </w:r>
+    </w:p>
+    <w:p>
+      <w:pPr>
+        <w:keepNext/>
+        <w:spacing w:after="120"/>
       </w:pPr>
       <w:r>
         <w:rPr>
@@ -161,12 +353,60 @@
         <w:t xml:space="preserve">Ratio (Razón)</w:t>
       </w:r>
       <w:r>
-        <w:t xml:space="preserve"> — A comparison of two quantities by division</w:t>
-      </w:r>
-    </w:p>
-    <w:p>
-      <w:pPr>
-        <w:spacing w:after="60"/>
+        <w:t xml:space="preserve"> — A way to compare two amounts.</w:t>
+      </w:r>
+    </w:p>
+    <w:p>
+      <w:pPr>
+        <w:keepNext/>
+        <w:spacing w:after="20" w:before="80"/>
+        <w:jc w:val="center"/>
+      </w:pPr>
+      <w:r>
+        <w:drawing>
+          <wp:inline distT="0" distB="0" distL="0" distR="0">
+            <wp:extent cx="1047750" cy="790575"/>
+            <wp:effectExtent t="0" r="0" b="0" l="0"/>
+            <wp:docPr id="1" name="" descr="" title=""/>
+            <wp:cNvGraphicFramePr>
+              <a:graphicFrameLocks xmlns:a="http://schemas.openxmlformats.org/drawingml/2006/main" noChangeAspect="1"/>
+            </wp:cNvGraphicFramePr>
+            <a:graphic xmlns:a="http://schemas.openxmlformats.org/drawingml/2006/main">
+              <a:graphicData uri="http://schemas.openxmlformats.org/drawingml/2006/picture">
+                <pic:pic xmlns:pic="http://schemas.openxmlformats.org/drawingml/2006/picture">
+                  <pic:nvPicPr>
+                    <pic:cNvPr id="0" name="" descr=""/>
+                    <pic:cNvPicPr>
+                      <a:picLocks noChangeAspect="1" noChangeArrowheads="1"/>
+                    </pic:cNvPicPr>
+                  </pic:nvPicPr>
+                  <pic:blipFill>
+                    <a:blip r:embed="rId7" cstate="none"/>
+                    <a:srcRect/>
+                    <a:stretch>
+                      <a:fillRect/>
+                    </a:stretch>
+                  </pic:blipFill>
+                  <pic:spPr bwMode="auto">
+                    <a:xfrm>
+                      <a:off x="0" y="0"/>
+                      <a:ext cx="1047750" cy="790575"/>
+                    </a:xfrm>
+                    <a:prstGeom prst="rect">
+                      <a:avLst/>
+                    </a:prstGeom>
+                  </pic:spPr>
+                </pic:pic>
+              </a:graphicData>
+            </a:graphic>
+          </wp:inline>
+        </w:drawing>
+      </w:r>
+    </w:p>
+    <w:p>
+      <w:pPr>
+        <w:keepNext/>
+        <w:spacing w:after="120"/>
       </w:pPr>
       <w:r>
         <w:rPr>
@@ -176,12 +416,60 @@
         <w:t xml:space="preserve">Better Buy (Mejor compra)</w:t>
       </w:r>
       <w:r>
-        <w:t xml:space="preserve"> — The option with the lower unit rate (lower cost per unit)</w:t>
-      </w:r>
-    </w:p>
-    <w:p>
-      <w:pPr>
-        <w:spacing w:after="60"/>
+        <w:t xml:space="preserve"> — The choice that costs less for each item.</w:t>
+      </w:r>
+    </w:p>
+    <w:p>
+      <w:pPr>
+        <w:keepNext/>
+        <w:spacing w:after="20" w:before="80"/>
+        <w:jc w:val="center"/>
+      </w:pPr>
+      <w:r>
+        <w:drawing>
+          <wp:inline distT="0" distB="0" distL="0" distR="0">
+            <wp:extent cx="1047750" cy="790575"/>
+            <wp:effectExtent t="0" r="0" b="0" l="0"/>
+            <wp:docPr id="1" name="" descr="" title=""/>
+            <wp:cNvGraphicFramePr>
+              <a:graphicFrameLocks xmlns:a="http://schemas.openxmlformats.org/drawingml/2006/main" noChangeAspect="1"/>
+            </wp:cNvGraphicFramePr>
+            <a:graphic xmlns:a="http://schemas.openxmlformats.org/drawingml/2006/main">
+              <a:graphicData uri="http://schemas.openxmlformats.org/drawingml/2006/picture">
+                <pic:pic xmlns:pic="http://schemas.openxmlformats.org/drawingml/2006/picture">
+                  <pic:nvPicPr>
+                    <pic:cNvPr id="0" name="" descr=""/>
+                    <pic:cNvPicPr>
+                      <a:picLocks noChangeAspect="1" noChangeArrowheads="1"/>
+                    </pic:cNvPicPr>
+                  </pic:nvPicPr>
+                  <pic:blipFill>
+                    <a:blip r:embed="rId9" cstate="none"/>
+                    <a:srcRect/>
+                    <a:stretch>
+                      <a:fillRect/>
+                    </a:stretch>
+                  </pic:blipFill>
+                  <pic:spPr bwMode="auto">
+                    <a:xfrm>
+                      <a:off x="0" y="0"/>
+                      <a:ext cx="1047750" cy="790575"/>
+                    </a:xfrm>
+                    <a:prstGeom prst="rect">
+                      <a:avLst/>
+                    </a:prstGeom>
+                  </pic:spPr>
+                </pic:pic>
+              </a:graphicData>
+            </a:graphic>
+          </wp:inline>
+        </w:drawing>
+      </w:r>
+    </w:p>
+    <w:p>
+      <w:pPr>
+        <w:keepNext/>
+        <w:spacing w:after="120"/>
       </w:pPr>
       <w:r>
         <w:rPr>
@@ -191,7 +479,7 @@
         <w:t xml:space="preserve">Divide (Dividir)</w:t>
       </w:r>
       <w:r>
-        <w:t xml:space="preserve"> — The operation used to find a unit rate from a total and a count</w:t>
+        <w:t xml:space="preserve"> — Splitting a total into equal groups.</w:t>
       </w:r>
     </w:p>
     <w:p>

--- a/lessons/4-1-flagship/homework.docx
+++ b/lessons/4-1-flagship/homework.docx
@@ -24,7 +24,7 @@
           <w:i/>
           <w:iCs/>
         </w:rPr>
-        <w:t xml:space="preserve">Lesson 4-1-flagship  •  Standard 6.RP.2</w:t>
+        <w:t xml:space="preserve">Lesson 4-1-flagship  •  Standard 6.AT.2</w:t>
       </w:r>
     </w:p>
     <w:p>
@@ -1088,6 +1088,252 @@
       </w:r>
     </w:p>
     <w:p>
+      <w:pPr>
+        <w:spacing w:after="80" w:before="0"/>
+      </w:pPr>
+      <w:r>
+        <w:rPr>
+          <w:b/>
+          <w:bCs/>
+        </w:rPr>
+        <w:t xml:space="preserve">7. onLevel — Spot the Common Mistake</w:t>
+      </w:r>
+    </w:p>
+    <w:p>
+      <w:pPr>
+        <w:spacing w:after="40" w:before="0"/>
+      </w:pPr>
+      <w:r>
+        <w:t xml:space="preserve">   Step 1 (Read): A student is working on Rates and Unit Rates.</w:t>
+      </w:r>
+    </w:p>
+    <w:p>
+      <w:pPr>
+        <w:spacing w:after="40" w:before="0"/>
+      </w:pPr>
+      <w:r>
+        <w:t xml:space="preserve">   Step 2 (Attempt): They ignored the rule: To find a unit rate, divide the total cost by the number of items. The lower cost per item is the better buy.</w:t>
+      </w:r>
+    </w:p>
+    <w:p>
+      <w:pPr>
+        <w:spacing w:after="40" w:before="0"/>
+      </w:pPr>
+      <w:r>
+        <w:t xml:space="preserve">   Step 3 (Check): The answer does not match the math rule from class.</w:t>
+      </w:r>
+    </w:p>
+    <w:p>
+      <w:pPr>
+        <w:spacing w:after="60" w:before="0"/>
+      </w:pPr>
+      <w:r>
+        <w:rPr>
+          <w:i/>
+          <w:iCs/>
+        </w:rPr>
+        <w:t xml:space="preserve">Which step has the mistake? Explain and fix it:</w:t>
+      </w:r>
+    </w:p>
+    <w:p>
+      <w:pPr>
+        <w:spacing w:after="60" w:before="120"/>
+      </w:pPr>
+      <w:r>
+        <w:rPr>
+          <w:color w:val="BBBBBB"/>
+        </w:rPr>
+        <w:t xml:space="preserve">______________________________________________________________________</w:t>
+      </w:r>
+    </w:p>
+    <w:p>
+      <w:pPr>
+        <w:spacing w:after="60" w:before="120"/>
+      </w:pPr>
+      <w:r>
+        <w:rPr>
+          <w:color w:val="BBBBBB"/>
+        </w:rPr>
+        <w:t xml:space="preserve">______________________________________________________________________</w:t>
+      </w:r>
+    </w:p>
+    <w:p>
+      <w:pPr>
+        <w:spacing w:after="60" w:before="120"/>
+      </w:pPr>
+      <w:r>
+        <w:rPr>
+          <w:color w:val="BBBBBB"/>
+        </w:rPr>
+        <w:t xml:space="preserve">______________________________________________________________________</w:t>
+      </w:r>
+    </w:p>
+    <w:p>
+      <w:pPr>
+        <w:spacing w:after="80" w:before="0"/>
+      </w:pPr>
+      <w:r>
+        <w:rPr>
+          <w:b/>
+          <w:bCs/>
+        </w:rPr>
+        <w:t xml:space="preserve">8. Lock 1 — Star Blaster Station: The high-score machine flashes '120 points in 4 minutes'. What is the unit rate in points per minute?</w:t>
+      </w:r>
+    </w:p>
+    <w:p>
+      <w:pPr>
+        <w:spacing w:after="40" w:before="0"/>
+      </w:pPr>
+      <w:r>
+        <w:t xml:space="preserve">     A. 30 points per minute</w:t>
+      </w:r>
+    </w:p>
+    <w:p>
+      <w:pPr>
+        <w:spacing w:after="40" w:before="0"/>
+      </w:pPr>
+      <w:r>
+        <w:t xml:space="preserve">     B. 24 points per minute</w:t>
+      </w:r>
+    </w:p>
+    <w:p>
+      <w:pPr>
+        <w:spacing w:after="40" w:before="0"/>
+      </w:pPr>
+      <w:r>
+        <w:t xml:space="preserve">     C. 40 points per minute</w:t>
+      </w:r>
+    </w:p>
+    <w:p>
+      <w:pPr>
+        <w:spacing w:after="40" w:before="0"/>
+      </w:pPr>
+      <w:r>
+        <w:t xml:space="preserve">     D. 16 points per minute</w:t>
+      </w:r>
+    </w:p>
+    <w:p>
+      <w:pPr>
+        <w:spacing w:after="60" w:before="120"/>
+      </w:pPr>
+      <w:r>
+        <w:rPr>
+          <w:color w:val="BBBBBB"/>
+        </w:rPr>
+        <w:t xml:space="preserve">______________________________________________________________________</w:t>
+      </w:r>
+    </w:p>
+    <w:p>
+      <w:pPr>
+        <w:spacing w:after="80" w:before="0"/>
+      </w:pPr>
+      <w:r>
+        <w:rPr>
+          <w:b/>
+          <w:bCs/>
+        </w:rPr>
+        <w:t xml:space="preserve">9. Lock 2 — Speed Door: Two racing games unlock the door. Pixel Racer scores 250 points in 5 minutes. Turbo Drift scores 180 points in 4 minutes. Which game earns points at the faster rate?</w:t>
+      </w:r>
+    </w:p>
+    <w:p>
+      <w:pPr>
+        <w:spacing w:after="40" w:before="0"/>
+      </w:pPr>
+      <w:r>
+        <w:t xml:space="preserve">     A. Pixel Racer (50 points per minute)</w:t>
+      </w:r>
+    </w:p>
+    <w:p>
+      <w:pPr>
+        <w:spacing w:after="40" w:before="0"/>
+      </w:pPr>
+      <w:r>
+        <w:t xml:space="preserve">     B. Turbo Drift (50 points per minute)</w:t>
+      </w:r>
+    </w:p>
+    <w:p>
+      <w:pPr>
+        <w:spacing w:after="40" w:before="0"/>
+      </w:pPr>
+      <w:r>
+        <w:t xml:space="preserve">     C. Pixel Racer (45 points per minute)</w:t>
+      </w:r>
+    </w:p>
+    <w:p>
+      <w:pPr>
+        <w:spacing w:after="40" w:before="0"/>
+      </w:pPr>
+      <w:r>
+        <w:t xml:space="preserve">     D. They earn points at the same rate</w:t>
+      </w:r>
+    </w:p>
+    <w:p>
+      <w:pPr>
+        <w:spacing w:after="60" w:before="120"/>
+      </w:pPr>
+      <w:r>
+        <w:rPr>
+          <w:color w:val="BBBBBB"/>
+        </w:rPr>
+        <w:t xml:space="preserve">______________________________________________________________________</w:t>
+      </w:r>
+    </w:p>
+    <w:p>
+      <w:pPr>
+        <w:spacing w:after="80" w:before="0"/>
+      </w:pPr>
+      <w:r>
+        <w:rPr>
+          <w:b/>
+          <w:bCs/>
+        </w:rPr>
+        <w:t xml:space="preserve">10. Lock 3 — Claw Machine Vault: Three coin deals glow on the screen. Which deal is the best value (lowest cost per play)?</w:t>
+      </w:r>
+    </w:p>
+    <w:p>
+      <w:pPr>
+        <w:spacing w:after="40" w:before="0"/>
+      </w:pPr>
+      <w:r>
+        <w:t xml:space="preserve">     A. $5.00 for 10 plays</w:t>
+      </w:r>
+    </w:p>
+    <w:p>
+      <w:pPr>
+        <w:spacing w:after="40" w:before="0"/>
+      </w:pPr>
+      <w:r>
+        <w:t xml:space="preserve">     B. $6.00 for 8 plays</w:t>
+      </w:r>
+    </w:p>
+    <w:p>
+      <w:pPr>
+        <w:spacing w:after="40" w:before="0"/>
+      </w:pPr>
+      <w:r>
+        <w:t xml:space="preserve">     C. $9.00 for 12 plays</w:t>
+      </w:r>
+    </w:p>
+    <w:p>
+      <w:pPr>
+        <w:spacing w:after="40" w:before="0"/>
+      </w:pPr>
+      <w:r>
+        <w:t xml:space="preserve">     D. $7.00 for 10 plays</w:t>
+      </w:r>
+    </w:p>
+    <w:p>
+      <w:pPr>
+        <w:spacing w:after="60" w:before="120"/>
+      </w:pPr>
+      <w:r>
+        <w:rPr>
+          <w:color w:val="BBBBBB"/>
+        </w:rPr>
+        <w:t xml:space="preserve">______________________________________________________________________</w:t>
+      </w:r>
+    </w:p>
+    <w:p>
       <w:r>
         <w:br w:type="page"/>
       </w:r>
@@ -1119,10 +1365,22 @@
     </w:p>
     <w:p>
       <w:pPr>
+        <w:spacing w:after="20" w:before="0"/>
+      </w:pPr>
+      <w:r>
+        <w:t xml:space="preserve">     $4.50 ÷ 9 = $0.50 per game.</w:t>
+      </w:r>
+    </w:p>
+    <w:p>
+      <w:pPr>
         <w:spacing w:after="80" w:before="0"/>
       </w:pPr>
       <w:r>
-        <w:t xml:space="preserve">     $4.50 ÷ 9 = $0.50 per game.</w:t>
+        <w:rPr>
+          <w:i/>
+          <w:iCs/>
+        </w:rPr>
+        <w:t xml:space="preserve">     Watch for: A common mistake in Rates and Unit Rates is skipping the key idea: "To find a unit rate, divide the total cost by the number of items. The lower cost per item is the better buy." — always check your work against this rule before you submit.</w:t>
       </w:r>
     </w:p>
     <w:p>
@@ -1139,10 +1397,22 @@
     </w:p>
     <w:p>
       <w:pPr>
+        <w:spacing w:after="20" w:before="0"/>
+      </w:pPr>
+      <w:r>
+        <w:t xml:space="preserve">     180 miles ÷ 6 gallons = 30 miles per gallon.</w:t>
+      </w:r>
+    </w:p>
+    <w:p>
+      <w:pPr>
         <w:spacing w:after="80" w:before="0"/>
       </w:pPr>
       <w:r>
-        <w:t xml:space="preserve">     180 miles ÷ 6 gallons = 30 miles per gallon.</w:t>
+        <w:rPr>
+          <w:i/>
+          <w:iCs/>
+        </w:rPr>
+        <w:t xml:space="preserve">     Watch for: A common mistake in Rates and Unit Rates is skipping the key idea: "To find a unit rate, divide the total cost by the number of items. The lower cost per item is the better buy." — always check your work against this rule before you submit.</w:t>
       </w:r>
     </w:p>
     <w:p>
@@ -1203,10 +1473,22 @@
     </w:p>
     <w:p>
       <w:pPr>
+        <w:spacing w:after="20" w:before="0"/>
+      </w:pPr>
+      <w:r>
+        <w:t xml:space="preserve">     Pack B has a unit rate of $0.20 per token, which is the lowest cost per token.</w:t>
+      </w:r>
+    </w:p>
+    <w:p>
+      <w:pPr>
         <w:spacing w:after="80" w:before="0"/>
       </w:pPr>
       <w:r>
-        <w:t xml:space="preserve">     Pack B has a unit rate of $0.20 per token, which is the lowest cost per token.</w:t>
+        <w:rPr>
+          <w:i/>
+          <w:iCs/>
+        </w:rPr>
+        <w:t xml:space="preserve">     Watch for: A common mistake in Rates and Unit Rates is skipping the key idea: "To find a unit rate, divide the total cost by the number of items. The lower cost per item is the better buy." — always check your work against this rule before you submit.</w:t>
       </w:r>
     </w:p>
     <w:p>
@@ -1291,10 +1573,146 @@
     </w:p>
     <w:p>
       <w:pPr>
+        <w:spacing w:after="20" w:before="0"/>
+      </w:pPr>
+      <w:r>
+        <w:t xml:space="preserve">     Runner A: 4÷12 ≈ 0.33 laps/min. Runner B: 5÷14 ≈ 0.36 laps/min. Runner B runs slightly more laps per minute.</w:t>
+      </w:r>
+    </w:p>
+    <w:p>
+      <w:pPr>
         <w:spacing w:after="80" w:before="0"/>
       </w:pPr>
       <w:r>
-        <w:t xml:space="preserve">     Runner A: 4÷12 ≈ 0.33 laps/min. Runner B: 5÷14 ≈ 0.36 laps/min. Runner B runs slightly more laps per minute.</w:t>
+        <w:rPr>
+          <w:i/>
+          <w:iCs/>
+        </w:rPr>
+        <w:t xml:space="preserve">     Watch for: A common mistake in Rates and Unit Rates is skipping the key idea: "To find a unit rate, divide the total cost by the number of items. The lower cost per item is the better buy." — always check your work against this rule before you submit.</w:t>
+      </w:r>
+    </w:p>
+    <w:p>
+      <w:pPr>
+        <w:spacing w:after="40" w:before="0"/>
+      </w:pPr>
+      <w:r>
+        <w:rPr>
+          <w:b/>
+          <w:bCs/>
+        </w:rPr>
+        <w:t xml:space="preserve">7. onLevel — Spot the Common Mistake</w:t>
+      </w:r>
+    </w:p>
+    <w:p>
+      <w:pPr>
+        <w:spacing w:after="20" w:before="0"/>
+      </w:pPr>
+      <w:r>
+        <w:t xml:space="preserve">     The mistake is in Step 2.</w:t>
+      </w:r>
+    </w:p>
+    <w:p>
+      <w:pPr>
+        <w:spacing w:after="20" w:before="0"/>
+      </w:pPr>
+      <w:r>
+        <w:t xml:space="preserve">     Correct work: Follow the key idea: To find a unit rate, divide the total cost by the number of items. The lower cost per item is the better buy.</w:t>
+      </w:r>
+    </w:p>
+    <w:p>
+      <w:pPr>
+        <w:spacing w:after="40" w:before="0"/>
+      </w:pPr>
+      <w:r>
+        <w:rPr>
+          <w:b/>
+          <w:bCs/>
+        </w:rPr>
+        <w:t xml:space="preserve">8. A. 30 points per minute</w:t>
+      </w:r>
+    </w:p>
+    <w:p>
+      <w:pPr>
+        <w:spacing w:after="20" w:before="0"/>
+      </w:pPr>
+      <w:r>
+        <w:t xml:space="preserve">     Divide points by minutes: 120 ÷ 4 = 30 points per minute.</w:t>
+      </w:r>
+    </w:p>
+    <w:p>
+      <w:pPr>
+        <w:spacing w:after="80" w:before="0"/>
+      </w:pPr>
+      <w:r>
+        <w:rPr>
+          <w:i/>
+          <w:iCs/>
+        </w:rPr>
+        <w:t xml:space="preserve">     Watch for: A common mistake in Rates and Unit Rates is skipping the key idea: "To find a unit rate, divide the total cost by the number of items. The lower cost per item is the better buy." — always check your work against this rule before you submit.</w:t>
+      </w:r>
+    </w:p>
+    <w:p>
+      <w:pPr>
+        <w:spacing w:after="40" w:before="0"/>
+      </w:pPr>
+      <w:r>
+        <w:rPr>
+          <w:b/>
+          <w:bCs/>
+        </w:rPr>
+        <w:t xml:space="preserve">9. A. Pixel Racer (50 points per minute)</w:t>
+      </w:r>
+    </w:p>
+    <w:p>
+      <w:pPr>
+        <w:spacing w:after="20" w:before="0"/>
+      </w:pPr>
+      <w:r>
+        <w:t xml:space="preserve">     Pixel Racer: 250 ÷ 5 = 50 points per minute. Turbo Drift: 180 ÷ 4 = 45 points per minute. 50 &gt; 45, so Pixel Racer is faster.</w:t>
+      </w:r>
+    </w:p>
+    <w:p>
+      <w:pPr>
+        <w:spacing w:after="80" w:before="0"/>
+      </w:pPr>
+      <w:r>
+        <w:rPr>
+          <w:i/>
+          <w:iCs/>
+        </w:rPr>
+        <w:t xml:space="preserve">     Watch for: A common mistake in Rates and Unit Rates is skipping the key idea: "To find a unit rate, divide the total cost by the number of items. The lower cost per item is the better buy." — always check your work against this rule before you submit.</w:t>
+      </w:r>
+    </w:p>
+    <w:p>
+      <w:pPr>
+        <w:spacing w:after="40" w:before="0"/>
+      </w:pPr>
+      <w:r>
+        <w:rPr>
+          <w:b/>
+          <w:bCs/>
+        </w:rPr>
+        <w:t xml:space="preserve">10. A. $5.00 for 10 plays</w:t>
+      </w:r>
+    </w:p>
+    <w:p>
+      <w:pPr>
+        <w:spacing w:after="20" w:before="0"/>
+      </w:pPr>
+      <w:r>
+        <w:t xml:space="preserve">     $5.00 ÷ 10 = $0.50 per play; $6.00 ÷ 8 = $0.75 per play; $9.00 ÷ 12 = $0.75 per play; $7.00 ÷ 10 = $0.70 per play. The lowest unit rate, $0.50 per play, is the best value.</w:t>
+      </w:r>
+    </w:p>
+    <w:p>
+      <w:pPr>
+        <w:spacing w:after="80" w:before="0"/>
+      </w:pPr>
+      <w:r>
+        <w:rPr>
+          <w:i/>
+          <w:iCs/>
+        </w:rPr>
+        <w:t xml:space="preserve">     Watch for: A common mistake in Rates and Unit Rates is skipping the key idea: "To find a unit rate, divide the total cost by the number of items. The lower cost per item is the better buy." — always check your work against this rule before you submit.</w:t>
       </w:r>
     </w:p>
     <w:sectPr>

--- a/lessons/4-1-flagship/homework.docx
+++ b/lessons/4-1-flagship/homework.docx
@@ -1096,31 +1096,31 @@
           <w:b/>
           <w:bCs/>
         </w:rPr>
-        <w:t xml:space="preserve">7. onLevel — Spot the Common Mistake</w:t>
-      </w:r>
-    </w:p>
-    <w:p>
-      <w:pPr>
-        <w:spacing w:after="40" w:before="0"/>
-      </w:pPr>
-      <w:r>
-        <w:t xml:space="preserve">   Step 1 (Read): A student is working on Rates and Unit Rates.</w:t>
-      </w:r>
-    </w:p>
-    <w:p>
-      <w:pPr>
-        <w:spacing w:after="40" w:before="0"/>
-      </w:pPr>
-      <w:r>
-        <w:t xml:space="preserve">   Step 2 (Attempt): They ignored the rule: To find a unit rate, divide the total cost by the number of items. The lower cost per item is the better buy.</w:t>
-      </w:r>
-    </w:p>
-    <w:p>
-      <w:pPr>
-        <w:spacing w:after="40" w:before="0"/>
-      </w:pPr>
-      <w:r>
-        <w:t xml:space="preserve">   Step 3 (Check): The answer does not match the math rule from class.</w:t>
+        <w:t xml:space="preserve">7. Spot Amara's Mistake</w:t>
+      </w:r>
+    </w:p>
+    <w:p>
+      <w:pPr>
+        <w:spacing w:after="40" w:before="0"/>
+      </w:pPr>
+      <w:r>
+        <w:t xml:space="preserve">   Step 1 (Read): Tokens Pack A: 20 tokens for $5.00. Tokens Pack B: 35 tokens for $7.00. Which pack is the better deal?</w:t>
+      </w:r>
+    </w:p>
+    <w:p>
+      <w:pPr>
+        <w:spacing w:after="40" w:before="0"/>
+      </w:pPr>
+      <w:r>
+        <w:t xml:space="preserve">   Step 2 (Amara's Attempt): Amara said, 'Pack A is the better deal because it costs less money overall — $5.00 is less than $7.00.'</w:t>
+      </w:r>
+    </w:p>
+    <w:p>
+      <w:pPr>
+        <w:spacing w:after="40" w:before="0"/>
+      </w:pPr>
+      <w:r>
+        <w:t xml:space="preserve">   Step 3 (Check): Amara compared the total prices, but the packs have different numbers of tokens, so comparing totals isn't a fair comparison.</w:t>
       </w:r>
     </w:p>
     <w:p>
@@ -1380,7 +1380,7 @@
           <w:i/>
           <w:iCs/>
         </w:rPr>
-        <w:t xml:space="preserve">     Watch for: A common mistake in Rates and Unit Rates is skipping the key idea: "To find a unit rate, divide the total cost by the number of items. The lower cost per item is the better buy." — always check your work against this rule before you submit.</w:t>
+        <w:t xml:space="preserve">     Watch for: A common mistake in Rates and Unit Rates is dividing the numbers in the wrong order — for example, finding games ÷ cost instead of cost ÷ games. This flips the rate (games per dollar instead of dollars per game) and gives a number that looks reasonable but answers the wrong question. Another common mistake is comparing the total prices of two deals instead of their unit rates — a bigger total cost does not always mean a worse deal. Before you answer, ask: 'What is 1 unit of, and did I divide the cost by that unit?'</w:t>
       </w:r>
     </w:p>
     <w:p>
@@ -1412,7 +1412,7 @@
           <w:i/>
           <w:iCs/>
         </w:rPr>
-        <w:t xml:space="preserve">     Watch for: A common mistake in Rates and Unit Rates is skipping the key idea: "To find a unit rate, divide the total cost by the number of items. The lower cost per item is the better buy." — always check your work against this rule before you submit.</w:t>
+        <w:t xml:space="preserve">     Watch for: A common mistake in Rates and Unit Rates is dividing the numbers in the wrong order — for example, finding games ÷ cost instead of cost ÷ games. This flips the rate (games per dollar instead of dollars per game) and gives a number that looks reasonable but answers the wrong question. Another common mistake is comparing the total prices of two deals instead of their unit rates — a bigger total cost does not always mean a worse deal. Before you answer, ask: 'What is 1 unit of, and did I divide the cost by that unit?'</w:t>
       </w:r>
     </w:p>
     <w:p>
@@ -1488,7 +1488,7 @@
           <w:i/>
           <w:iCs/>
         </w:rPr>
-        <w:t xml:space="preserve">     Watch for: A common mistake in Rates and Unit Rates is skipping the key idea: "To find a unit rate, divide the total cost by the number of items. The lower cost per item is the better buy." — always check your work against this rule before you submit.</w:t>
+        <w:t xml:space="preserve">     Watch for: A common mistake in Rates and Unit Rates is dividing the numbers in the wrong order — for example, finding games ÷ cost instead of cost ÷ games. This flips the rate (games per dollar instead of dollars per game) and gives a number that looks reasonable but answers the wrong question. Another common mistake is comparing the total prices of two deals instead of their unit rates — a bigger total cost does not always mean a worse deal. Before you answer, ask: 'What is 1 unit of, and did I divide the cost by that unit?'</w:t>
       </w:r>
     </w:p>
     <w:p>
@@ -1588,19 +1588,19 @@
           <w:i/>
           <w:iCs/>
         </w:rPr>
-        <w:t xml:space="preserve">     Watch for: A common mistake in Rates and Unit Rates is skipping the key idea: "To find a unit rate, divide the total cost by the number of items. The lower cost per item is the better buy." — always check your work against this rule before you submit.</w:t>
-      </w:r>
-    </w:p>
-    <w:p>
-      <w:pPr>
-        <w:spacing w:after="40" w:before="0"/>
-      </w:pPr>
-      <w:r>
-        <w:rPr>
-          <w:b/>
-          <w:bCs/>
-        </w:rPr>
-        <w:t xml:space="preserve">7. onLevel — Spot the Common Mistake</w:t>
+        <w:t xml:space="preserve">     Watch for: A common mistake in Rates and Unit Rates is dividing the numbers in the wrong order — for example, finding games ÷ cost instead of cost ÷ games. This flips the rate (games per dollar instead of dollars per game) and gives a number that looks reasonable but answers the wrong question. Another common mistake is comparing the total prices of two deals instead of their unit rates — a bigger total cost does not always mean a worse deal. Before you answer, ask: 'What is 1 unit of, and did I divide the cost by that unit?'</w:t>
+      </w:r>
+    </w:p>
+    <w:p>
+      <w:pPr>
+        <w:spacing w:after="40" w:before="0"/>
+      </w:pPr>
+      <w:r>
+        <w:rPr>
+          <w:b/>
+          <w:bCs/>
+        </w:rPr>
+        <w:t xml:space="preserve">7. Spot Amara's Mistake</w:t>
       </w:r>
     </w:p>
     <w:p>
@@ -1616,7 +1616,7 @@
         <w:spacing w:after="20" w:before="0"/>
       </w:pPr>
       <w:r>
-        <w:t xml:space="preserve">     Correct work: Follow the key idea: To find a unit rate, divide the total cost by the number of items. The lower cost per item is the better buy.</w:t>
+        <w:t xml:space="preserve">     Correct work: Find the unit rate for each pack: Pack A = $5.00 ÷ 20 = $0.25 per token. Pack B = $7.00 ÷ 35 = $0.20 per token. Since $0.20 is less than $0.25, Pack B is actually the better deal, even though its total price is higher.</w:t>
       </w:r>
     </w:p>
     <w:p>
@@ -1648,7 +1648,7 @@
           <w:i/>
           <w:iCs/>
         </w:rPr>
-        <w:t xml:space="preserve">     Watch for: A common mistake in Rates and Unit Rates is skipping the key idea: "To find a unit rate, divide the total cost by the number of items. The lower cost per item is the better buy." — always check your work against this rule before you submit.</w:t>
+        <w:t xml:space="preserve">     Watch for: A common mistake in Rates and Unit Rates is dividing the numbers in the wrong order — for example, finding games ÷ cost instead of cost ÷ games. This flips the rate (games per dollar instead of dollars per game) and gives a number that looks reasonable but answers the wrong question. Another common mistake is comparing the total prices of two deals instead of their unit rates — a bigger total cost does not always mean a worse deal. Before you answer, ask: 'What is 1 unit of, and did I divide the cost by that unit?'</w:t>
       </w:r>
     </w:p>
     <w:p>
@@ -1680,7 +1680,7 @@
           <w:i/>
           <w:iCs/>
         </w:rPr>
-        <w:t xml:space="preserve">     Watch for: A common mistake in Rates and Unit Rates is skipping the key idea: "To find a unit rate, divide the total cost by the number of items. The lower cost per item is the better buy." — always check your work against this rule before you submit.</w:t>
+        <w:t xml:space="preserve">     Watch for: A common mistake in Rates and Unit Rates is dividing the numbers in the wrong order — for example, finding games ÷ cost instead of cost ÷ games. This flips the rate (games per dollar instead of dollars per game) and gives a number that looks reasonable but answers the wrong question. Another common mistake is comparing the total prices of two deals instead of their unit rates — a bigger total cost does not always mean a worse deal. Before you answer, ask: 'What is 1 unit of, and did I divide the cost by that unit?'</w:t>
       </w:r>
     </w:p>
     <w:p>
@@ -1712,7 +1712,7 @@
           <w:i/>
           <w:iCs/>
         </w:rPr>
-        <w:t xml:space="preserve">     Watch for: A common mistake in Rates and Unit Rates is skipping the key idea: "To find a unit rate, divide the total cost by the number of items. The lower cost per item is the better buy." — always check your work against this rule before you submit.</w:t>
+        <w:t xml:space="preserve">     Watch for: A common mistake in Rates and Unit Rates is dividing the numbers in the wrong order — for example, finding games ÷ cost instead of cost ÷ games. This flips the rate (games per dollar instead of dollars per game) and gives a number that looks reasonable but answers the wrong question. Another common mistake is comparing the total prices of two deals instead of their unit rates — a bigger total cost does not always mean a worse deal. Before you answer, ask: 'What is 1 unit of, and did I divide the cost by that unit?'</w:t>
       </w:r>
     </w:p>
     <w:sectPr>
